--- a/Отчет_по_контрольной_работе_3.docx
+++ b/Отчет_по_контрольной_работе_3.docx
@@ -42,7 +42,7 @@
                     <a:blip r:embed="rId8" cstate="print">
                       <a:extLst>
                         <a:ext uri="{28A0092B-C50C-407E-A947-70E740481C1C}">
-                          <a14:useLocalDpi xmlns:a14="http://schemas.microsoft.com/office/drawing/2010/main" xmlns:wps="http://schemas.microsoft.com/office/word/2010/wordprocessingShape" xmlns:wpi="http://schemas.microsoft.com/office/word/2010/wordprocessingInk" xmlns:wpg="http://schemas.microsoft.com/office/word/2010/wordprocessingGroup" xmlns:w16se="http://schemas.microsoft.com/office/word/2015/wordml/symex" xmlns:w16sdtdh="http://schemas.microsoft.com/office/word/2020/wordml/sdtdatahash" xmlns:w16="http://schemas.microsoft.com/office/word/2018/wordml" xmlns:w16cid="http://schemas.microsoft.com/office/word/2016/wordml/cid" xmlns:w16cex="http://schemas.microsoft.com/office/word/2018/wordml/cex" xmlns:w15="http://schemas.microsoft.com/office/word/2012/wordml" xmlns:w14="http://schemas.microsoft.com/office/word/2010/wordml" xmlns:w="http://schemas.openxmlformats.org/wordprocessingml/2006/main" xmlns:w10="urn:schemas-microsoft-com:office:word" xmlns:wp14="http://schemas.microsoft.com/office/word/2010/wordprocessingDrawing" xmlns:v="urn:schemas-microsoft-com:vml" xmlns:oel="http://schemas.microsoft.com/office/2019/extlst" xmlns:o="urn:schemas-microsoft-com:office:office" xmlns:am3d="http://schemas.microsoft.com/office/drawing/2017/model3d" xmlns:aink="http://schemas.microsoft.com/office/drawing/2016/ink" xmlns:mc="http://schemas.openxmlformats.org/markup-compatibility/2006" xmlns:cx8="http://schemas.microsoft.com/office/drawing/2016/5/14/chartex" xmlns:cx7="http://schemas.microsoft.com/office/drawing/2016/5/13/chartex" xmlns:cx6="http://schemas.microsoft.com/office/drawing/2016/5/12/chartex" xmlns:cx5="http://schemas.microsoft.com/office/drawing/2016/5/11/chartex" xmlns:cx4="http://schemas.microsoft.com/office/drawing/2016/5/10/chartex" xmlns:cx3="http://schemas.microsoft.com/office/drawing/2016/5/9/chartex" xmlns:cx2="http://schemas.microsoft.com/office/drawing/2015/10/21/chartex" xmlns:cx1="http://schemas.microsoft.com/office/drawing/2015/9/8/chartex" xmlns:cx="http://schemas.microsoft.com/office/drawing/2014/chartex" xmlns:wpc="http://schemas.microsoft.com/office/word/2010/wordprocessingCanvas" xmlns="" val="0"/>
+                          <a14:useLocalDpi xmlns="" xmlns:wpc="http://schemas.microsoft.com/office/word/2010/wordprocessingCanvas" xmlns:cx="http://schemas.microsoft.com/office/drawing/2014/chartex" xmlns:cx1="http://schemas.microsoft.com/office/drawing/2015/9/8/chartex" xmlns:cx2="http://schemas.microsoft.com/office/drawing/2015/10/21/chartex" xmlns:cx3="http://schemas.microsoft.com/office/drawing/2016/5/9/chartex" xmlns:cx4="http://schemas.microsoft.com/office/drawing/2016/5/10/chartex" xmlns:cx5="http://schemas.microsoft.com/office/drawing/2016/5/11/chartex" xmlns:cx6="http://schemas.microsoft.com/office/drawing/2016/5/12/chartex" xmlns:cx7="http://schemas.microsoft.com/office/drawing/2016/5/13/chartex" xmlns:cx8="http://schemas.microsoft.com/office/drawing/2016/5/14/chartex" xmlns:mc="http://schemas.openxmlformats.org/markup-compatibility/2006" xmlns:aink="http://schemas.microsoft.com/office/drawing/2016/ink" xmlns:am3d="http://schemas.microsoft.com/office/drawing/2017/model3d" xmlns:o="urn:schemas-microsoft-com:office:office" xmlns:oel="http://schemas.microsoft.com/office/2019/extlst" xmlns:v="urn:schemas-microsoft-com:vml" xmlns:wp14="http://schemas.microsoft.com/office/word/2010/wordprocessingDrawing" xmlns:w10="urn:schemas-microsoft-com:office:word" xmlns:w="http://schemas.openxmlformats.org/wordprocessingml/2006/main" xmlns:w14="http://schemas.microsoft.com/office/word/2010/wordml" xmlns:w15="http://schemas.microsoft.com/office/word/2012/wordml" xmlns:w16cex="http://schemas.microsoft.com/office/word/2018/wordml/cex" xmlns:w16cid="http://schemas.microsoft.com/office/word/2016/wordml/cid" xmlns:w16="http://schemas.microsoft.com/office/word/2018/wordml" xmlns:w16sdtdh="http://schemas.microsoft.com/office/word/2020/wordml/sdtdatahash" xmlns:w16se="http://schemas.microsoft.com/office/word/2015/wordml/symex" xmlns:wpg="http://schemas.microsoft.com/office/word/2010/wordprocessingGroup" xmlns:wpi="http://schemas.microsoft.com/office/word/2010/wordprocessingInk" xmlns:wps="http://schemas.microsoft.com/office/word/2010/wordprocessingShape" xmlns:a14="http://schemas.microsoft.com/office/drawing/2010/main" val="0"/>
                         </a:ext>
                       </a:extLst>
                     </a:blip>
@@ -691,7 +691,13 @@
               <w:rPr>
                 <w:rFonts w:cs="Times New Roman"/>
               </w:rPr>
-              <w:t>443</w:t>
+              <w:t>44</w:t>
+            </w:r>
+            <w:r>
+              <w:rPr>
+                <w:rFonts w:cs="Times New Roman"/>
+              </w:rPr>
+              <w:t>4</w:t>
             </w:r>
           </w:p>
         </w:tc>
@@ -985,8 +991,9 @@
         <w:rPr>
           <w:rFonts w:asciiTheme="minorHAnsi" w:eastAsiaTheme="minorEastAsia" w:hAnsiTheme="minorHAnsi" w:cstheme="minorBidi"/>
           <w:noProof/>
-          <w:kern w:val="2"/>
-          <w:sz w:val="24"/>
+          <w:kern w:val="0"/>
+          <w:sz w:val="22"/>
+          <w:szCs w:val="22"/>
           <w:lang w:eastAsia="ru-RU" w:bidi="ar-SA"/>
         </w:rPr>
       </w:pPr>
@@ -999,7 +1006,7 @@
       <w:r>
         <w:fldChar w:fldCharType="separate"/>
       </w:r>
-      <w:hyperlink w:anchor="_Toc215041804" w:history="1">
+      <w:hyperlink w:anchor="_Toc217407056" w:history="1">
         <w:r>
           <w:rPr>
             <w:rStyle w:val="ae"/>
@@ -1026,7 +1033,7 @@
             <w:noProof/>
             <w:webHidden/>
           </w:rPr>
-          <w:instrText xml:space="preserve"> PAGEREF _Toc215041804 \h </w:instrText>
+          <w:instrText xml:space="preserve"> PAGEREF _Toc217407056 \h </w:instrText>
         </w:r>
         <w:r>
           <w:rPr>
@@ -1063,12 +1070,13 @@
         <w:rPr>
           <w:rFonts w:asciiTheme="minorHAnsi" w:eastAsiaTheme="minorEastAsia" w:hAnsiTheme="minorHAnsi" w:cstheme="minorBidi"/>
           <w:noProof/>
-          <w:kern w:val="2"/>
-          <w:sz w:val="24"/>
+          <w:kern w:val="0"/>
+          <w:sz w:val="22"/>
+          <w:szCs w:val="22"/>
           <w:lang w:eastAsia="ru-RU" w:bidi="ar-SA"/>
         </w:rPr>
       </w:pPr>
-      <w:hyperlink w:anchor="_Toc215041805" w:history="1">
+      <w:hyperlink w:anchor="_Toc217407057" w:history="1">
         <w:r>
           <w:rPr>
             <w:rStyle w:val="ae"/>
@@ -1095,7 +1103,7 @@
             <w:noProof/>
             <w:webHidden/>
           </w:rPr>
-          <w:instrText xml:space="preserve"> PAGEREF _Toc215041805 \h </w:instrText>
+          <w:instrText xml:space="preserve"> PAGEREF _Toc217407057 \h </w:instrText>
         </w:r>
         <w:r>
           <w:rPr>
@@ -1132,12 +1140,13 @@
         <w:rPr>
           <w:rFonts w:asciiTheme="minorHAnsi" w:eastAsiaTheme="minorEastAsia" w:hAnsiTheme="minorHAnsi" w:cstheme="minorBidi"/>
           <w:noProof/>
-          <w:kern w:val="2"/>
-          <w:sz w:val="24"/>
+          <w:kern w:val="0"/>
+          <w:sz w:val="22"/>
+          <w:szCs w:val="22"/>
           <w:lang w:eastAsia="ru-RU" w:bidi="ar-SA"/>
         </w:rPr>
       </w:pPr>
-      <w:hyperlink w:anchor="_Toc215041806" w:history="1">
+      <w:hyperlink w:anchor="_Toc217407058" w:history="1">
         <w:r>
           <w:rPr>
             <w:rStyle w:val="ae"/>
@@ -1164,7 +1173,7 @@
             <w:noProof/>
             <w:webHidden/>
           </w:rPr>
-          <w:instrText xml:space="preserve"> PAGEREF _Toc215041806 \h </w:instrText>
+          <w:instrText xml:space="preserve"> PAGEREF _Toc217407058 \h </w:instrText>
         </w:r>
         <w:r>
           <w:rPr>
@@ -1201,12 +1210,13 @@
         <w:rPr>
           <w:rFonts w:asciiTheme="minorHAnsi" w:eastAsiaTheme="minorEastAsia" w:hAnsiTheme="minorHAnsi" w:cstheme="minorBidi"/>
           <w:noProof/>
-          <w:kern w:val="2"/>
-          <w:sz w:val="24"/>
+          <w:kern w:val="0"/>
+          <w:sz w:val="22"/>
+          <w:szCs w:val="22"/>
           <w:lang w:eastAsia="ru-RU" w:bidi="ar-SA"/>
         </w:rPr>
       </w:pPr>
-      <w:hyperlink w:anchor="_Toc215041807" w:history="1">
+      <w:hyperlink w:anchor="_Toc217407059" w:history="1">
         <w:r>
           <w:rPr>
             <w:rStyle w:val="ae"/>
@@ -1233,7 +1243,7 @@
             <w:noProof/>
             <w:webHidden/>
           </w:rPr>
-          <w:instrText xml:space="preserve"> PAGEREF _Toc215041807 \h </w:instrText>
+          <w:instrText xml:space="preserve"> PAGEREF _Toc217407059 \h </w:instrText>
         </w:r>
         <w:r>
           <w:rPr>
@@ -1270,12 +1280,13 @@
         <w:rPr>
           <w:rFonts w:asciiTheme="minorHAnsi" w:eastAsiaTheme="minorEastAsia" w:hAnsiTheme="minorHAnsi" w:cstheme="minorBidi"/>
           <w:noProof/>
-          <w:kern w:val="2"/>
-          <w:sz w:val="24"/>
+          <w:kern w:val="0"/>
+          <w:sz w:val="22"/>
+          <w:szCs w:val="22"/>
           <w:lang w:eastAsia="ru-RU" w:bidi="ar-SA"/>
         </w:rPr>
       </w:pPr>
-      <w:hyperlink w:anchor="_Toc215041808" w:history="1">
+      <w:hyperlink w:anchor="_Toc217407060" w:history="1">
         <w:r>
           <w:rPr>
             <w:rStyle w:val="ae"/>
@@ -1302,7 +1313,7 @@
             <w:noProof/>
             <w:webHidden/>
           </w:rPr>
-          <w:instrText xml:space="preserve"> PAGEREF _Toc215041808 \h </w:instrText>
+          <w:instrText xml:space="preserve"> PAGEREF _Toc217407060 \h </w:instrText>
         </w:r>
         <w:r>
           <w:rPr>
@@ -1322,7 +1333,7 @@
             <w:noProof/>
             <w:webHidden/>
           </w:rPr>
-          <w:t>4</w:t>
+          <w:t>5</w:t>
         </w:r>
         <w:r>
           <w:rPr>
@@ -1339,12 +1350,13 @@
         <w:rPr>
           <w:rFonts w:asciiTheme="minorHAnsi" w:eastAsiaTheme="minorEastAsia" w:hAnsiTheme="minorHAnsi" w:cstheme="minorBidi"/>
           <w:noProof/>
-          <w:kern w:val="2"/>
-          <w:sz w:val="24"/>
+          <w:kern w:val="0"/>
+          <w:sz w:val="22"/>
+          <w:szCs w:val="22"/>
           <w:lang w:eastAsia="ru-RU" w:bidi="ar-SA"/>
         </w:rPr>
       </w:pPr>
-      <w:hyperlink w:anchor="_Toc215041809" w:history="1">
+      <w:hyperlink w:anchor="_Toc217407061" w:history="1">
         <w:r>
           <w:rPr>
             <w:rStyle w:val="ae"/>
@@ -1371,7 +1383,7 @@
             <w:noProof/>
             <w:webHidden/>
           </w:rPr>
-          <w:instrText xml:space="preserve"> PAGEREF _Toc215041809 \h </w:instrText>
+          <w:instrText xml:space="preserve"> PAGEREF _Toc217407061 \h </w:instrText>
         </w:r>
         <w:r>
           <w:rPr>
@@ -1391,7 +1403,7 @@
             <w:noProof/>
             <w:webHidden/>
           </w:rPr>
-          <w:t>5</w:t>
+          <w:t>6</w:t>
         </w:r>
         <w:r>
           <w:rPr>
@@ -1408,12 +1420,13 @@
         <w:rPr>
           <w:rFonts w:asciiTheme="minorHAnsi" w:eastAsiaTheme="minorEastAsia" w:hAnsiTheme="minorHAnsi" w:cstheme="minorBidi"/>
           <w:noProof/>
-          <w:kern w:val="2"/>
-          <w:sz w:val="24"/>
+          <w:kern w:val="0"/>
+          <w:sz w:val="22"/>
+          <w:szCs w:val="22"/>
           <w:lang w:eastAsia="ru-RU" w:bidi="ar-SA"/>
         </w:rPr>
       </w:pPr>
-      <w:hyperlink w:anchor="_Toc215041810" w:history="1">
+      <w:hyperlink w:anchor="_Toc217407062" w:history="1">
         <w:r>
           <w:rPr>
             <w:rStyle w:val="ae"/>
@@ -1440,7 +1453,7 @@
             <w:noProof/>
             <w:webHidden/>
           </w:rPr>
-          <w:instrText xml:space="preserve"> PAGEREF _Toc215041810 \h </w:instrText>
+          <w:instrText xml:space="preserve"> PAGEREF _Toc217407062 \h </w:instrText>
         </w:r>
         <w:r>
           <w:rPr>
@@ -1460,7 +1473,7 @@
             <w:noProof/>
             <w:webHidden/>
           </w:rPr>
-          <w:t>5</w:t>
+          <w:t>9</w:t>
         </w:r>
         <w:r>
           <w:rPr>
@@ -1490,7 +1503,7 @@
       <w:pPr>
         <w:pStyle w:val="2"/>
       </w:pPr>
-      <w:bookmarkStart w:id="0" w:name="_Toc215041804"/>
+      <w:bookmarkStart w:id="0" w:name="_Toc217407056"/>
       <w:r>
         <w:lastRenderedPageBreak/>
         <w:t xml:space="preserve">1 </w:t>
@@ -1523,7 +1536,7 @@
         <w:pStyle w:val="2"/>
         <w:jc w:val="left"/>
       </w:pPr>
-      <w:bookmarkStart w:id="1" w:name="_Toc215041805"/>
+      <w:bookmarkStart w:id="1" w:name="_Toc217407057"/>
       <w:r>
         <w:t>2 Задание</w:t>
       </w:r>
@@ -1795,7 +1808,7 @@
         <w:pStyle w:val="2"/>
         <w:jc w:val="left"/>
       </w:pPr>
-      <w:bookmarkStart w:id="2" w:name="_Toc215041806"/>
+      <w:bookmarkStart w:id="2" w:name="_Toc217407058"/>
       <w:r>
         <w:t>3</w:t>
       </w:r>
@@ -1825,7 +1838,10 @@
         <w:t xml:space="preserve"> выбран</w:t>
       </w:r>
       <w:r>
-        <w:t>ы (Таблица 1):</w:t>
+        <w:t>ы (т</w:t>
+      </w:r>
+      <w:r>
+        <w:t>аблица 1):</w:t>
       </w:r>
     </w:p>
     <w:p>
@@ -2036,9 +2052,6 @@
             <w:pPr>
               <w:pStyle w:val="a0"/>
               <w:ind w:firstLine="0"/>
-              <w:rPr>
-                <w:lang w:val="en-US"/>
-              </w:rPr>
             </w:pPr>
             <w:r>
               <w:t>Входит в стандартную поставку</w:t>
@@ -2253,7 +2266,7 @@
         <w:pStyle w:val="2"/>
         <w:ind w:firstLine="708"/>
       </w:pPr>
-      <w:bookmarkStart w:id="3" w:name="_Toc215041807"/>
+      <w:bookmarkStart w:id="3" w:name="_Toc217407059"/>
       <w:r>
         <w:t>4</w:t>
       </w:r>
@@ -2363,7 +2376,13 @@
         <w:rPr>
           <w:rFonts w:cs="Times New Roman"/>
         </w:rPr>
-        <w:t>Рисунок 1 – структура базы данных</w:t>
+        <w:t>Рисунок 1 – С</w:t>
+      </w:r>
+      <w:r>
+        <w:rPr>
+          <w:rFonts w:cs="Times New Roman"/>
+        </w:rPr>
+        <w:t>труктура базы данных</w:t>
       </w:r>
     </w:p>
     <w:p>
@@ -2378,7 +2397,6 @@
           <w:szCs w:val="25"/>
         </w:rPr>
       </w:pPr>
-      <w:bookmarkStart w:id="4" w:name="_Toc215041808"/>
       <w:r>
         <w:br w:type="page"/>
       </w:r>
@@ -2388,6 +2406,7 @@
         <w:pStyle w:val="2"/>
         <w:ind w:firstLine="708"/>
       </w:pPr>
+      <w:bookmarkStart w:id="4" w:name="_Toc217407060"/>
       <w:r>
         <w:lastRenderedPageBreak/>
         <w:t>5</w:t>
@@ -2516,7 +2535,7 @@
         <w:pStyle w:val="2"/>
       </w:pPr>
       <w:bookmarkStart w:id="6" w:name="_Toc188647623"/>
-      <w:bookmarkStart w:id="7" w:name="_Toc215041809"/>
+      <w:bookmarkStart w:id="7" w:name="_Toc217407061"/>
       <w:bookmarkEnd w:id="5"/>
       <w:r>
         <w:lastRenderedPageBreak/>
@@ -2552,9 +2571,9 @@
         </w:rPr>
         <w:drawing>
           <wp:inline distT="0" distB="0" distL="0" distR="0">
-            <wp:extent cx="5940425" cy="3473450"/>
+            <wp:extent cx="5940425" cy="3741420"/>
             <wp:effectExtent l="19050" t="0" r="3175" b="0"/>
-            <wp:docPr id="8" name="Рисунок 7" descr="Снимок3.PNG"/>
+            <wp:docPr id="3" name="Рисунок 2" descr="Снимок2.PNG"/>
             <wp:cNvGraphicFramePr>
               <a:graphicFrameLocks xmlns:a="http://schemas.openxmlformats.org/drawingml/2006/main" noChangeAspect="1"/>
             </wp:cNvGraphicFramePr>
@@ -2562,7 +2581,7 @@
               <a:graphicData uri="http://schemas.openxmlformats.org/drawingml/2006/picture">
                 <pic:pic xmlns:pic="http://schemas.openxmlformats.org/drawingml/2006/picture">
                   <pic:nvPicPr>
-                    <pic:cNvPr id="0" name="Снимок3.PNG"/>
+                    <pic:cNvPr id="0" name="Снимок2.PNG"/>
                     <pic:cNvPicPr/>
                   </pic:nvPicPr>
                   <pic:blipFill>
@@ -2574,7 +2593,7 @@
                   <pic:spPr>
                     <a:xfrm>
                       <a:off x="0" y="0"/>
-                      <a:ext cx="5940425" cy="3473450"/>
+                      <a:ext cx="5940425" cy="3741420"/>
                     </a:xfrm>
                     <a:prstGeom prst="rect">
                       <a:avLst/>
@@ -2595,13 +2614,27 @@
         <w:jc w:val="center"/>
       </w:pPr>
       <w:r>
-        <w:t>Рисунок 3 – скриншот графического интерфейса программы</w:t>
+        <w:t xml:space="preserve">Рисунок 3 – </w:t>
+      </w:r>
+      <w:proofErr w:type="spellStart"/>
+      <w:r>
+        <w:t>С</w:t>
+      </w:r>
+      <w:r>
+        <w:t>криншот</w:t>
+      </w:r>
+      <w:proofErr w:type="spellEnd"/>
+      <w:r>
+        <w:t xml:space="preserve"> графического интерфейса программы</w:t>
       </w:r>
     </w:p>
     <w:p>
       <w:pPr>
         <w:pStyle w:val="a0"/>
         <w:ind w:firstLine="0"/>
+        <w:rPr>
+          <w:lang w:val="en-US"/>
+        </w:rPr>
       </w:pPr>
       <w:r>
         <w:tab/>
@@ -2610,8 +2643,151 @@
     </w:p>
     <w:p>
       <w:pPr>
+        <w:pStyle w:val="a0"/>
+        <w:ind w:firstLine="0"/>
+        <w:rPr>
+          <w:lang w:val="en-US"/>
+        </w:rPr>
+      </w:pPr>
+    </w:p>
+    <w:p>
+      <w:pPr>
+        <w:pStyle w:val="a0"/>
+        <w:ind w:firstLine="708"/>
+        <w:rPr>
+          <w:lang w:val="en-US"/>
+        </w:rPr>
+      </w:pPr>
+      <w:r>
+        <w:t>Эвристики</w:t>
+      </w:r>
+      <w:r>
+        <w:rPr>
+          <w:lang w:val="en-US"/>
+        </w:rPr>
+        <w:t>:</w:t>
+      </w:r>
+    </w:p>
+    <w:p>
+      <w:pPr>
+        <w:pStyle w:val="a0"/>
+        <w:numPr>
+          <w:ilvl w:val="0"/>
+          <w:numId w:val="15"/>
+        </w:numPr>
+        <w:rPr>
+          <w:lang w:val="en-US"/>
+        </w:rPr>
+      </w:pPr>
+      <w:r>
+        <w:rPr>
+          <w:lang w:val="en-US"/>
+        </w:rPr>
+        <w:t>Видимость статуса системы</w:t>
+      </w:r>
+    </w:p>
+    <w:p>
+      <w:pPr>
+        <w:pStyle w:val="a0"/>
+        <w:ind w:left="360" w:firstLine="0"/>
+        <w:rPr>
+          <w:lang w:val="en-US"/>
+        </w:rPr>
+      </w:pPr>
+    </w:p>
+    <w:p>
+      <w:pPr>
+        <w:pStyle w:val="a0"/>
+        <w:ind w:firstLine="0"/>
+        <w:jc w:val="center"/>
+        <w:rPr>
+          <w:lang w:val="en-US"/>
+        </w:rPr>
+      </w:pPr>
+      <w:r>
+        <w:rPr>
+          <w:noProof/>
+          <w:lang w:eastAsia="ru-RU" w:bidi="ar-SA"/>
+        </w:rPr>
+        <w:drawing>
+          <wp:inline distT="0" distB="0" distL="0" distR="0">
+            <wp:extent cx="2162175" cy="1419225"/>
+            <wp:effectExtent l="19050" t="0" r="9525" b="0"/>
+            <wp:docPr id="1" name="Рисунок 1"/>
+            <wp:cNvGraphicFramePr>
+              <a:graphicFrameLocks xmlns:a="http://schemas.openxmlformats.org/drawingml/2006/main" noChangeAspect="1"/>
+            </wp:cNvGraphicFramePr>
+            <a:graphic xmlns:a="http://schemas.openxmlformats.org/drawingml/2006/main">
+              <a:graphicData uri="http://schemas.openxmlformats.org/drawingml/2006/picture">
+                <pic:pic xmlns:pic="http://schemas.openxmlformats.org/drawingml/2006/picture">
+                  <pic:nvPicPr>
+                    <pic:cNvPr id="0" name="Picture 1"/>
+                    <pic:cNvPicPr>
+                      <a:picLocks noChangeAspect="1" noChangeArrowheads="1"/>
+                    </pic:cNvPicPr>
+                  </pic:nvPicPr>
+                  <pic:blipFill>
+                    <a:blip r:embed="rId12" cstate="print"/>
+                    <a:srcRect/>
+                    <a:stretch>
+                      <a:fillRect/>
+                    </a:stretch>
+                  </pic:blipFill>
+                  <pic:spPr bwMode="auto">
+                    <a:xfrm>
+                      <a:off x="0" y="0"/>
+                      <a:ext cx="2162175" cy="1419225"/>
+                    </a:xfrm>
+                    <a:prstGeom prst="rect">
+                      <a:avLst/>
+                    </a:prstGeom>
+                    <a:noFill/>
+                    <a:ln w="9525">
+                      <a:noFill/>
+                      <a:miter lim="800000"/>
+                      <a:headEnd/>
+                      <a:tailEnd/>
+                    </a:ln>
+                  </pic:spPr>
+                </pic:pic>
+              </a:graphicData>
+            </a:graphic>
+          </wp:inline>
+        </w:drawing>
+      </w:r>
+    </w:p>
+    <w:p>
+      <w:pPr>
         <w:suppressAutoHyphens w:val="0"/>
         <w:spacing w:after="200" w:line="276" w:lineRule="auto"/>
+        <w:jc w:val="center"/>
+      </w:pPr>
+      <w:r>
+        <w:t xml:space="preserve">Рисунок </w:t>
+      </w:r>
+      <w:r>
+        <w:t>4</w:t>
+      </w:r>
+      <w:r>
+        <w:t xml:space="preserve"> – </w:t>
+      </w:r>
+      <w:r>
+        <w:t>У</w:t>
+      </w:r>
+      <w:r>
+        <w:t>ведомление об окончании визуализации</w:t>
+      </w:r>
+    </w:p>
+    <w:p>
+      <w:pPr>
+        <w:suppressAutoHyphens w:val="0"/>
+        <w:spacing w:after="200" w:line="276" w:lineRule="auto"/>
+      </w:pPr>
+    </w:p>
+    <w:p>
+      <w:pPr>
+        <w:suppressAutoHyphens w:val="0"/>
+        <w:spacing w:after="200" w:line="276" w:lineRule="auto"/>
       </w:pPr>
       <w:r>
         <w:br w:type="page"/>
@@ -2619,9 +2795,478 @@
     </w:p>
     <w:p>
       <w:pPr>
+        <w:pStyle w:val="af4"/>
+        <w:numPr>
+          <w:ilvl w:val="0"/>
+          <w:numId w:val="15"/>
+        </w:numPr>
+        <w:shd w:val="clear" w:color="auto" w:fill="FFFFFF"/>
+        <w:suppressAutoHyphens w:val="0"/>
+      </w:pPr>
+      <w:r>
+        <w:rPr>
+          <w:lang w:val="en-US"/>
+        </w:rPr>
+        <w:lastRenderedPageBreak/>
+        <w:t>C</w:t>
+      </w:r>
+      <w:r>
+        <w:t>оответствие между системой и реальным миром</w:t>
+      </w:r>
+    </w:p>
+    <w:p>
+      <w:pPr>
+        <w:pStyle w:val="af4"/>
+        <w:shd w:val="clear" w:color="auto" w:fill="FFFFFF"/>
+        <w:suppressAutoHyphens w:val="0"/>
+      </w:pPr>
+      <w:r>
+        <w:t>Система отображает реальные действия пользователя</w:t>
+      </w:r>
+      <w:r>
+        <w:t>.</w:t>
+      </w:r>
+    </w:p>
+    <w:p>
+      <w:pPr>
+        <w:shd w:val="clear" w:color="auto" w:fill="FFFFFF"/>
+        <w:suppressAutoHyphens w:val="0"/>
+      </w:pPr>
+    </w:p>
+    <w:p>
+      <w:pPr>
+        <w:pStyle w:val="af4"/>
+        <w:numPr>
+          <w:ilvl w:val="0"/>
+          <w:numId w:val="15"/>
+        </w:numPr>
+        <w:shd w:val="clear" w:color="auto" w:fill="FFFFFF"/>
+        <w:suppressAutoHyphens w:val="0"/>
+      </w:pPr>
+      <w:r>
+        <w:t>У</w:t>
+      </w:r>
+      <w:r>
+        <w:t>правляемость</w:t>
+      </w:r>
+    </w:p>
+    <w:p>
+      <w:pPr>
+        <w:pStyle w:val="af4"/>
+        <w:shd w:val="clear" w:color="auto" w:fill="FFFFFF"/>
+        <w:suppressAutoHyphens w:val="0"/>
+      </w:pPr>
+      <w:r>
+        <w:t>Система реагирует на действия пользователя</w:t>
+      </w:r>
+      <w:r>
+        <w:t>.</w:t>
+      </w:r>
+    </w:p>
+    <w:p>
+      <w:pPr>
+        <w:shd w:val="clear" w:color="auto" w:fill="FFFFFF"/>
+        <w:suppressAutoHyphens w:val="0"/>
+      </w:pPr>
+    </w:p>
+    <w:p>
+      <w:pPr>
+        <w:pStyle w:val="af4"/>
+        <w:numPr>
+          <w:ilvl w:val="0"/>
+          <w:numId w:val="15"/>
+        </w:numPr>
+        <w:shd w:val="clear" w:color="auto" w:fill="FFFFFF"/>
+        <w:suppressAutoHyphens w:val="0"/>
+      </w:pPr>
+      <w:r>
+        <w:rPr>
+          <w:lang w:val="en-US"/>
+        </w:rPr>
+        <w:t>C</w:t>
+      </w:r>
+      <w:r>
+        <w:t>огласованность</w:t>
+      </w:r>
+    </w:p>
+    <w:p>
+      <w:pPr>
+        <w:pStyle w:val="af4"/>
+        <w:shd w:val="clear" w:color="auto" w:fill="FFFFFF"/>
+        <w:suppressAutoHyphens w:val="0"/>
+      </w:pPr>
+    </w:p>
+    <w:p>
+      <w:pPr>
+        <w:pStyle w:val="af4"/>
+        <w:shd w:val="clear" w:color="auto" w:fill="FFFFFF"/>
+        <w:suppressAutoHyphens w:val="0"/>
+        <w:jc w:val="center"/>
+      </w:pPr>
+      <w:r>
+        <w:rPr>
+          <w:noProof/>
+          <w:lang w:eastAsia="ru-RU" w:bidi="ar-SA"/>
+        </w:rPr>
+        <w:drawing>
+          <wp:inline distT="0" distB="0" distL="0" distR="0">
+            <wp:extent cx="5940425" cy="735330"/>
+            <wp:effectExtent l="19050" t="0" r="3175" b="0"/>
+            <wp:docPr id="5" name="Рисунок 4" descr="Снимок.PNG"/>
+            <wp:cNvGraphicFramePr>
+              <a:graphicFrameLocks xmlns:a="http://schemas.openxmlformats.org/drawingml/2006/main" noChangeAspect="1"/>
+            </wp:cNvGraphicFramePr>
+            <a:graphic xmlns:a="http://schemas.openxmlformats.org/drawingml/2006/main">
+              <a:graphicData uri="http://schemas.openxmlformats.org/drawingml/2006/picture">
+                <pic:pic xmlns:pic="http://schemas.openxmlformats.org/drawingml/2006/picture">
+                  <pic:nvPicPr>
+                    <pic:cNvPr id="0" name="Снимок.PNG"/>
+                    <pic:cNvPicPr/>
+                  </pic:nvPicPr>
+                  <pic:blipFill>
+                    <a:blip r:embed="rId13" cstate="print"/>
+                    <a:stretch>
+                      <a:fillRect/>
+                    </a:stretch>
+                  </pic:blipFill>
+                  <pic:spPr>
+                    <a:xfrm>
+                      <a:off x="0" y="0"/>
+                      <a:ext cx="5940425" cy="735330"/>
+                    </a:xfrm>
+                    <a:prstGeom prst="rect">
+                      <a:avLst/>
+                    </a:prstGeom>
+                  </pic:spPr>
+                </pic:pic>
+              </a:graphicData>
+            </a:graphic>
+          </wp:inline>
+        </w:drawing>
+      </w:r>
+    </w:p>
+    <w:p>
+      <w:pPr>
+        <w:suppressAutoHyphens w:val="0"/>
+        <w:spacing w:after="200" w:line="276" w:lineRule="auto"/>
+        <w:jc w:val="center"/>
+      </w:pPr>
+      <w:r>
+        <w:t xml:space="preserve">Рисунок 5 – </w:t>
+      </w:r>
+      <w:r>
+        <w:t>С</w:t>
+      </w:r>
+      <w:r>
+        <w:t>огласованность элементов</w:t>
+      </w:r>
+    </w:p>
+    <w:p>
+      <w:pPr>
+        <w:pStyle w:val="af4"/>
+        <w:numPr>
+          <w:ilvl w:val="0"/>
+          <w:numId w:val="15"/>
+        </w:numPr>
+        <w:shd w:val="clear" w:color="auto" w:fill="FFFFFF"/>
+        <w:suppressAutoHyphens w:val="0"/>
+      </w:pPr>
+      <w:r>
+        <w:t>Гибкость</w:t>
+      </w:r>
+      <w:r>
+        <w:rPr>
+          <w:lang w:val="en-US"/>
+        </w:rPr>
+        <w:t xml:space="preserve">, </w:t>
+      </w:r>
+      <w:r>
+        <w:t>минимализм в дизайне;</w:t>
+      </w:r>
+    </w:p>
+    <w:p>
+      <w:pPr>
+        <w:pStyle w:val="af4"/>
+        <w:shd w:val="clear" w:color="auto" w:fill="FFFFFF"/>
+        <w:suppressAutoHyphens w:val="0"/>
+        <w:jc w:val="center"/>
+      </w:pPr>
+      <w:r>
+        <w:drawing>
+          <wp:inline distT="0" distB="0" distL="0" distR="0">
+            <wp:extent cx="5746847" cy="3619500"/>
+            <wp:effectExtent l="19050" t="0" r="6253" b="0"/>
+            <wp:docPr id="9" name="Рисунок 2" descr="Снимок2.PNG"/>
+            <wp:cNvGraphicFramePr>
+              <a:graphicFrameLocks xmlns:a="http://schemas.openxmlformats.org/drawingml/2006/main" noChangeAspect="1"/>
+            </wp:cNvGraphicFramePr>
+            <a:graphic xmlns:a="http://schemas.openxmlformats.org/drawingml/2006/main">
+              <a:graphicData uri="http://schemas.openxmlformats.org/drawingml/2006/picture">
+                <pic:pic xmlns:pic="http://schemas.openxmlformats.org/drawingml/2006/picture">
+                  <pic:nvPicPr>
+                    <pic:cNvPr id="0" name="Снимок2.PNG"/>
+                    <pic:cNvPicPr/>
+                  </pic:nvPicPr>
+                  <pic:blipFill>
+                    <a:blip r:embed="rId11" cstate="print"/>
+                    <a:stretch>
+                      <a:fillRect/>
+                    </a:stretch>
+                  </pic:blipFill>
+                  <pic:spPr>
+                    <a:xfrm>
+                      <a:off x="0" y="0"/>
+                      <a:ext cx="5746847" cy="3619500"/>
+                    </a:xfrm>
+                    <a:prstGeom prst="rect">
+                      <a:avLst/>
+                    </a:prstGeom>
+                  </pic:spPr>
+                </pic:pic>
+              </a:graphicData>
+            </a:graphic>
+          </wp:inline>
+        </w:drawing>
+      </w:r>
+    </w:p>
+    <w:p>
+      <w:pPr>
+        <w:suppressAutoHyphens w:val="0"/>
+        <w:spacing w:after="200" w:line="276" w:lineRule="auto"/>
+        <w:jc w:val="center"/>
+      </w:pPr>
+      <w:r>
+        <w:t>Рисунок 6 –</w:t>
+      </w:r>
+      <w:r>
+        <w:t xml:space="preserve"> Д</w:t>
+      </w:r>
+      <w:r>
+        <w:t>изайн</w:t>
+      </w:r>
+      <w:r>
+        <w:t xml:space="preserve"> программы</w:t>
+      </w:r>
+    </w:p>
+    <w:p>
+      <w:pPr>
+        <w:pStyle w:val="af4"/>
+        <w:shd w:val="clear" w:color="auto" w:fill="FFFFFF"/>
+        <w:suppressAutoHyphens w:val="0"/>
+      </w:pPr>
+    </w:p>
+    <w:p>
+      <w:pPr>
+        <w:pStyle w:val="af4"/>
+        <w:numPr>
+          <w:ilvl w:val="0"/>
+          <w:numId w:val="15"/>
+        </w:numPr>
+        <w:shd w:val="clear" w:color="auto" w:fill="FFFFFF"/>
+        <w:suppressAutoHyphens w:val="0"/>
+      </w:pPr>
+      <w:r>
+        <w:t>П</w:t>
+      </w:r>
+      <w:r>
+        <w:rPr>
+          <w:rFonts w:cs="Arial"/>
+        </w:rPr>
+        <w:t xml:space="preserve">омощь </w:t>
+      </w:r>
+      <w:r>
+        <w:t>пользователю в выявлении ошибок</w:t>
+      </w:r>
+    </w:p>
+    <w:p>
+      <w:pPr>
+        <w:pStyle w:val="af4"/>
+        <w:shd w:val="clear" w:color="auto" w:fill="FFFFFF"/>
+        <w:suppressAutoHyphens w:val="0"/>
+      </w:pPr>
+    </w:p>
+    <w:p>
+      <w:pPr>
+        <w:pStyle w:val="af4"/>
+        <w:shd w:val="clear" w:color="auto" w:fill="FFFFFF"/>
+        <w:suppressAutoHyphens w:val="0"/>
+        <w:jc w:val="center"/>
+      </w:pPr>
+      <w:r>
+        <w:rPr>
+          <w:noProof/>
+          <w:lang w:eastAsia="ru-RU" w:bidi="ar-SA"/>
+        </w:rPr>
+        <w:drawing>
+          <wp:inline distT="0" distB="0" distL="0" distR="0">
+            <wp:extent cx="2000250" cy="1193698"/>
+            <wp:effectExtent l="19050" t="0" r="0" b="0"/>
+            <wp:docPr id="10" name="Рисунок 9" descr="Снимок2.PNG"/>
+            <wp:cNvGraphicFramePr>
+              <a:graphicFrameLocks xmlns:a="http://schemas.openxmlformats.org/drawingml/2006/main" noChangeAspect="1"/>
+            </wp:cNvGraphicFramePr>
+            <a:graphic xmlns:a="http://schemas.openxmlformats.org/drawingml/2006/main">
+              <a:graphicData uri="http://schemas.openxmlformats.org/drawingml/2006/picture">
+                <pic:pic xmlns:pic="http://schemas.openxmlformats.org/drawingml/2006/picture">
+                  <pic:nvPicPr>
+                    <pic:cNvPr id="0" name="Снимок2.PNG"/>
+                    <pic:cNvPicPr/>
+                  </pic:nvPicPr>
+                  <pic:blipFill>
+                    <a:blip r:embed="rId14" cstate="print"/>
+                    <a:stretch>
+                      <a:fillRect/>
+                    </a:stretch>
+                  </pic:blipFill>
+                  <pic:spPr>
+                    <a:xfrm>
+                      <a:off x="0" y="0"/>
+                      <a:ext cx="2000530" cy="1193865"/>
+                    </a:xfrm>
+                    <a:prstGeom prst="rect">
+                      <a:avLst/>
+                    </a:prstGeom>
+                  </pic:spPr>
+                </pic:pic>
+              </a:graphicData>
+            </a:graphic>
+          </wp:inline>
+        </w:drawing>
+      </w:r>
+    </w:p>
+    <w:p>
+      <w:pPr>
+        <w:suppressAutoHyphens w:val="0"/>
+        <w:spacing w:after="200" w:line="276" w:lineRule="auto"/>
+        <w:jc w:val="center"/>
+      </w:pPr>
+      <w:r>
+        <w:tab/>
+        <w:t xml:space="preserve">Рисунок 7 – </w:t>
+      </w:r>
+      <w:r>
+        <w:t>Сообщение об ошибке</w:t>
+      </w:r>
+    </w:p>
+    <w:p>
+      <w:pPr>
+        <w:pStyle w:val="af4"/>
+        <w:shd w:val="clear" w:color="auto" w:fill="FFFFFF"/>
+        <w:suppressAutoHyphens w:val="0"/>
+      </w:pPr>
+    </w:p>
+    <w:p>
+      <w:pPr>
+        <w:pStyle w:val="af4"/>
+        <w:shd w:val="clear" w:color="auto" w:fill="FFFFFF"/>
+        <w:suppressAutoHyphens w:val="0"/>
+      </w:pPr>
+    </w:p>
+    <w:p>
+      <w:pPr>
+        <w:pStyle w:val="af4"/>
+        <w:numPr>
+          <w:ilvl w:val="0"/>
+          <w:numId w:val="15"/>
+        </w:numPr>
+        <w:shd w:val="clear" w:color="auto" w:fill="FFFFFF"/>
+        <w:suppressAutoHyphens w:val="0"/>
+      </w:pPr>
+      <w:r>
+        <w:t>Н</w:t>
+      </w:r>
+      <w:r>
+        <w:t>аличие справки.</w:t>
+      </w:r>
+    </w:p>
+    <w:p>
+      <w:pPr>
+        <w:pStyle w:val="af4"/>
+      </w:pPr>
+    </w:p>
+    <w:p>
+      <w:pPr>
+        <w:pStyle w:val="af4"/>
+        <w:shd w:val="clear" w:color="auto" w:fill="FFFFFF"/>
+        <w:suppressAutoHyphens w:val="0"/>
+        <w:jc w:val="center"/>
+      </w:pPr>
+      <w:r>
+        <w:rPr>
+          <w:noProof/>
+          <w:lang w:eastAsia="ru-RU" w:bidi="ar-SA"/>
+        </w:rPr>
+        <w:drawing>
+          <wp:inline distT="0" distB="0" distL="0" distR="0">
+            <wp:extent cx="4068605" cy="3943350"/>
+            <wp:effectExtent l="19050" t="0" r="8095" b="0"/>
+            <wp:docPr id="7" name="Рисунок 6" descr="Снимок2.PNG"/>
+            <wp:cNvGraphicFramePr>
+              <a:graphicFrameLocks xmlns:a="http://schemas.openxmlformats.org/drawingml/2006/main" noChangeAspect="1"/>
+            </wp:cNvGraphicFramePr>
+            <a:graphic xmlns:a="http://schemas.openxmlformats.org/drawingml/2006/main">
+              <a:graphicData uri="http://schemas.openxmlformats.org/drawingml/2006/picture">
+                <pic:pic xmlns:pic="http://schemas.openxmlformats.org/drawingml/2006/picture">
+                  <pic:nvPicPr>
+                    <pic:cNvPr id="0" name="Снимок2.PNG"/>
+                    <pic:cNvPicPr/>
+                  </pic:nvPicPr>
+                  <pic:blipFill>
+                    <a:blip r:embed="rId15" cstate="print"/>
+                    <a:stretch>
+                      <a:fillRect/>
+                    </a:stretch>
+                  </pic:blipFill>
+                  <pic:spPr>
+                    <a:xfrm>
+                      <a:off x="0" y="0"/>
+                      <a:ext cx="4075078" cy="3949624"/>
+                    </a:xfrm>
+                    <a:prstGeom prst="rect">
+                      <a:avLst/>
+                    </a:prstGeom>
+                  </pic:spPr>
+                </pic:pic>
+              </a:graphicData>
+            </a:graphic>
+          </wp:inline>
+        </w:drawing>
+      </w:r>
+    </w:p>
+    <w:p>
+      <w:pPr>
+        <w:suppressAutoHyphens w:val="0"/>
+        <w:spacing w:after="200" w:line="276" w:lineRule="auto"/>
+        <w:ind w:left="1"/>
+        <w:jc w:val="center"/>
+      </w:pPr>
+      <w:r>
+        <w:t xml:space="preserve">Рисунок </w:t>
+      </w:r>
+      <w:r>
+        <w:t>8</w:t>
+      </w:r>
+      <w:r>
+        <w:t xml:space="preserve"> – </w:t>
+      </w:r>
+      <w:r>
+        <w:t>Справка</w:t>
+      </w:r>
+    </w:p>
+    <w:p>
+      <w:pPr>
+        <w:suppressAutoHyphens w:val="0"/>
+        <w:spacing w:after="200" w:line="276" w:lineRule="auto"/>
+      </w:pPr>
+      <w:r>
+        <w:br w:type="page"/>
+      </w:r>
+    </w:p>
+    <w:p>
+      <w:pPr>
         <w:pStyle w:val="2"/>
       </w:pPr>
-      <w:bookmarkStart w:id="8" w:name="_Toc215041810"/>
+      <w:bookmarkStart w:id="8" w:name="_Toc217407062"/>
       <w:r>
         <w:lastRenderedPageBreak/>
         <w:t>6 Вывод</w:t>
@@ -2801,8 +3446,8 @@
       </w:r>
     </w:p>
     <w:sectPr>
-      <w:footerReference w:type="default" r:id="rId12"/>
-      <w:footerReference w:type="first" r:id="rId13"/>
+      <w:footerReference w:type="default" r:id="rId16"/>
+      <w:footerReference w:type="first" r:id="rId17"/>
       <w:pgSz w:w="11906" w:h="16838"/>
       <w:pgMar w:top="1134" w:right="991" w:bottom="1134" w:left="1560" w:header="720" w:footer="1134" w:gutter="0"/>
       <w:cols w:space="720"/>
@@ -2860,7 +3505,7 @@
           <w:rPr>
             <w:noProof/>
           </w:rPr>
-          <w:t>7</w:t>
+          <w:t>9</w:t>
         </w:r>
         <w:r>
           <w:fldChar w:fldCharType="end"/>
@@ -3968,6 +4613,95 @@
     </w:lvl>
   </w:abstractNum>
   <w:abstractNum w:abstractNumId="12">
+    <w:nsid w:val="71D67EAC"/>
+    <w:multiLevelType w:val="hybridMultilevel"/>
+    <w:tmpl w:val="B6F68778"/>
+    <w:lvl w:ilvl="0" w:tplc="0419000F">
+      <w:start w:val="1"/>
+      <w:numFmt w:val="decimal"/>
+      <w:lvlText w:val="%1."/>
+      <w:lvlJc w:val="left"/>
+      <w:pPr>
+        <w:ind w:left="720" w:hanging="360"/>
+      </w:pPr>
+      <w:rPr>
+        <w:rFonts w:hint="default"/>
+      </w:rPr>
+    </w:lvl>
+    <w:lvl w:ilvl="1" w:tplc="04190019" w:tentative="1">
+      <w:start w:val="1"/>
+      <w:numFmt w:val="lowerLetter"/>
+      <w:lvlText w:val="%2."/>
+      <w:lvlJc w:val="left"/>
+      <w:pPr>
+        <w:ind w:left="1440" w:hanging="360"/>
+      </w:pPr>
+    </w:lvl>
+    <w:lvl w:ilvl="2" w:tplc="0419001B" w:tentative="1">
+      <w:start w:val="1"/>
+      <w:numFmt w:val="lowerRoman"/>
+      <w:lvlText w:val="%3."/>
+      <w:lvlJc w:val="right"/>
+      <w:pPr>
+        <w:ind w:left="2160" w:hanging="180"/>
+      </w:pPr>
+    </w:lvl>
+    <w:lvl w:ilvl="3" w:tplc="0419000F" w:tentative="1">
+      <w:start w:val="1"/>
+      <w:numFmt w:val="decimal"/>
+      <w:lvlText w:val="%4."/>
+      <w:lvlJc w:val="left"/>
+      <w:pPr>
+        <w:ind w:left="2880" w:hanging="360"/>
+      </w:pPr>
+    </w:lvl>
+    <w:lvl w:ilvl="4" w:tplc="04190019" w:tentative="1">
+      <w:start w:val="1"/>
+      <w:numFmt w:val="lowerLetter"/>
+      <w:lvlText w:val="%5."/>
+      <w:lvlJc w:val="left"/>
+      <w:pPr>
+        <w:ind w:left="3600" w:hanging="360"/>
+      </w:pPr>
+    </w:lvl>
+    <w:lvl w:ilvl="5" w:tplc="0419001B" w:tentative="1">
+      <w:start w:val="1"/>
+      <w:numFmt w:val="lowerRoman"/>
+      <w:lvlText w:val="%6."/>
+      <w:lvlJc w:val="right"/>
+      <w:pPr>
+        <w:ind w:left="4320" w:hanging="180"/>
+      </w:pPr>
+    </w:lvl>
+    <w:lvl w:ilvl="6" w:tplc="0419000F" w:tentative="1">
+      <w:start w:val="1"/>
+      <w:numFmt w:val="decimal"/>
+      <w:lvlText w:val="%7."/>
+      <w:lvlJc w:val="left"/>
+      <w:pPr>
+        <w:ind w:left="5040" w:hanging="360"/>
+      </w:pPr>
+    </w:lvl>
+    <w:lvl w:ilvl="7" w:tplc="04190019" w:tentative="1">
+      <w:start w:val="1"/>
+      <w:numFmt w:val="lowerLetter"/>
+      <w:lvlText w:val="%8."/>
+      <w:lvlJc w:val="left"/>
+      <w:pPr>
+        <w:ind w:left="5760" w:hanging="360"/>
+      </w:pPr>
+    </w:lvl>
+    <w:lvl w:ilvl="8" w:tplc="0419001B" w:tentative="1">
+      <w:start w:val="1"/>
+      <w:numFmt w:val="lowerRoman"/>
+      <w:lvlText w:val="%9."/>
+      <w:lvlJc w:val="right"/>
+      <w:pPr>
+        <w:ind w:left="6480" w:hanging="180"/>
+      </w:pPr>
+    </w:lvl>
+  </w:abstractNum>
+  <w:abstractNum w:abstractNumId="13">
     <w:nsid w:val="7D1A30BD"/>
     <w:multiLevelType w:val="hybridMultilevel"/>
     <w:tmpl w:val="04709A86"/>
@@ -4053,7 +4787,7 @@
       </w:pPr>
     </w:lvl>
   </w:abstractNum>
-  <w:abstractNum w:abstractNumId="13">
+  <w:abstractNum w:abstractNumId="14">
     <w:nsid w:val="7DD1184E"/>
     <w:multiLevelType w:val="hybridMultilevel"/>
     <w:tmpl w:val="8D7A08B6"/>
@@ -4145,7 +4879,7 @@
     </w:lvl>
   </w:abstractNum>
   <w:num w:numId="1">
-    <w:abstractNumId w:val="13"/>
+    <w:abstractNumId w:val="14"/>
   </w:num>
   <w:num w:numId="2">
     <w:abstractNumId w:val="10"/>
@@ -4157,7 +4891,7 @@
     <w:abstractNumId w:val="1"/>
   </w:num>
   <w:num w:numId="5">
-    <w:abstractNumId w:val="12"/>
+    <w:abstractNumId w:val="13"/>
   </w:num>
   <w:num w:numId="6">
     <w:abstractNumId w:val="3"/>
@@ -4185,6 +4919,9 @@
   </w:num>
   <w:num w:numId="14">
     <w:abstractNumId w:val="6"/>
+  </w:num>
+  <w:num w:numId="15">
+    <w:abstractNumId w:val="12"/>
   </w:num>
 </w:numbering>
 </file>
@@ -4349,7 +5086,7 @@
   <w:style w:type="paragraph" w:default="1" w:styleId="a">
     <w:name w:val="Normal"/>
     <w:qFormat/>
-    <w:rsid w:val="00464161"/>
+    <w:rsid w:val="0008376D"/>
     <w:pPr>
       <w:suppressAutoHyphens/>
       <w:spacing w:after="0" w:line="240" w:lineRule="auto"/>
@@ -5169,7 +5906,7 @@
 </file>
 
 <file path=customXml/itemProps1.xml><?xml version="1.0" encoding="utf-8"?>
-<ds:datastoreItem xmlns:ds="http://schemas.openxmlformats.org/officeDocument/2006/customXml" ds:itemID="{B80C7F77-0D35-4B8F-AACE-0AC93F772B31}">
+<ds:datastoreItem xmlns:ds="http://schemas.openxmlformats.org/officeDocument/2006/customXml" ds:itemID="{62820493-3F41-48F5-AFC8-32F4E0F8078F}">
   <ds:schemaRefs>
     <ds:schemaRef ds:uri="http://schemas.openxmlformats.org/officeDocument/2006/bibliography"/>
   </ds:schemaRefs>

--- a/Отчет_по_контрольной_работе_3.docx
+++ b/Отчет_по_контрольной_работе_3.docx
@@ -42,7 +42,7 @@
                     <a:blip r:embed="rId8" cstate="print">
                       <a:extLst>
                         <a:ext uri="{28A0092B-C50C-407E-A947-70E740481C1C}">
-                          <a14:useLocalDpi xmlns="" xmlns:wpc="http://schemas.microsoft.com/office/word/2010/wordprocessingCanvas" xmlns:cx="http://schemas.microsoft.com/office/drawing/2014/chartex" xmlns:cx1="http://schemas.microsoft.com/office/drawing/2015/9/8/chartex" xmlns:cx2="http://schemas.microsoft.com/office/drawing/2015/10/21/chartex" xmlns:cx3="http://schemas.microsoft.com/office/drawing/2016/5/9/chartex" xmlns:cx4="http://schemas.microsoft.com/office/drawing/2016/5/10/chartex" xmlns:cx5="http://schemas.microsoft.com/office/drawing/2016/5/11/chartex" xmlns:cx6="http://schemas.microsoft.com/office/drawing/2016/5/12/chartex" xmlns:cx7="http://schemas.microsoft.com/office/drawing/2016/5/13/chartex" xmlns:cx8="http://schemas.microsoft.com/office/drawing/2016/5/14/chartex" xmlns:mc="http://schemas.openxmlformats.org/markup-compatibility/2006" xmlns:aink="http://schemas.microsoft.com/office/drawing/2016/ink" xmlns:am3d="http://schemas.microsoft.com/office/drawing/2017/model3d" xmlns:o="urn:schemas-microsoft-com:office:office" xmlns:oel="http://schemas.microsoft.com/office/2019/extlst" xmlns:v="urn:schemas-microsoft-com:vml" xmlns:wp14="http://schemas.microsoft.com/office/word/2010/wordprocessingDrawing" xmlns:w10="urn:schemas-microsoft-com:office:word" xmlns:w="http://schemas.openxmlformats.org/wordprocessingml/2006/main" xmlns:w14="http://schemas.microsoft.com/office/word/2010/wordml" xmlns:w15="http://schemas.microsoft.com/office/word/2012/wordml" xmlns:w16cex="http://schemas.microsoft.com/office/word/2018/wordml/cex" xmlns:w16cid="http://schemas.microsoft.com/office/word/2016/wordml/cid" xmlns:w16="http://schemas.microsoft.com/office/word/2018/wordml" xmlns:w16sdtdh="http://schemas.microsoft.com/office/word/2020/wordml/sdtdatahash" xmlns:w16se="http://schemas.microsoft.com/office/word/2015/wordml/symex" xmlns:wpg="http://schemas.microsoft.com/office/word/2010/wordprocessingGroup" xmlns:wpi="http://schemas.microsoft.com/office/word/2010/wordprocessingInk" xmlns:wps="http://schemas.microsoft.com/office/word/2010/wordprocessingShape" xmlns:a14="http://schemas.microsoft.com/office/drawing/2010/main" val="0"/>
+                          <a14:useLocalDpi xmlns:a14="http://schemas.microsoft.com/office/drawing/2010/main" xmlns:wps="http://schemas.microsoft.com/office/word/2010/wordprocessingShape" xmlns:wpi="http://schemas.microsoft.com/office/word/2010/wordprocessingInk" xmlns:wpg="http://schemas.microsoft.com/office/word/2010/wordprocessingGroup" xmlns:w16se="http://schemas.microsoft.com/office/word/2015/wordml/symex" xmlns:w16sdtdh="http://schemas.microsoft.com/office/word/2020/wordml/sdtdatahash" xmlns:w16="http://schemas.microsoft.com/office/word/2018/wordml" xmlns:w16cid="http://schemas.microsoft.com/office/word/2016/wordml/cid" xmlns:w16cex="http://schemas.microsoft.com/office/word/2018/wordml/cex" xmlns:w15="http://schemas.microsoft.com/office/word/2012/wordml" xmlns:w14="http://schemas.microsoft.com/office/word/2010/wordml" xmlns:w="http://schemas.openxmlformats.org/wordprocessingml/2006/main" xmlns:w10="urn:schemas-microsoft-com:office:word" xmlns:wp14="http://schemas.microsoft.com/office/word/2010/wordprocessingDrawing" xmlns:v="urn:schemas-microsoft-com:vml" xmlns:oel="http://schemas.microsoft.com/office/2019/extlst" xmlns:o="urn:schemas-microsoft-com:office:office" xmlns:am3d="http://schemas.microsoft.com/office/drawing/2017/model3d" xmlns:aink="http://schemas.microsoft.com/office/drawing/2016/ink" xmlns:mc="http://schemas.openxmlformats.org/markup-compatibility/2006" xmlns:cx8="http://schemas.microsoft.com/office/drawing/2016/5/14/chartex" xmlns:cx7="http://schemas.microsoft.com/office/drawing/2016/5/13/chartex" xmlns:cx6="http://schemas.microsoft.com/office/drawing/2016/5/12/chartex" xmlns:cx5="http://schemas.microsoft.com/office/drawing/2016/5/11/chartex" xmlns:cx4="http://schemas.microsoft.com/office/drawing/2016/5/10/chartex" xmlns:cx3="http://schemas.microsoft.com/office/drawing/2016/5/9/chartex" xmlns:cx2="http://schemas.microsoft.com/office/drawing/2015/10/21/chartex" xmlns:cx1="http://schemas.microsoft.com/office/drawing/2015/9/8/chartex" xmlns:cx="http://schemas.microsoft.com/office/drawing/2014/chartex" xmlns:wpc="http://schemas.microsoft.com/office/word/2010/wordprocessingCanvas" xmlns="" val="0"/>
                         </a:ext>
                       </a:extLst>
                     </a:blip>
@@ -2427,35 +2427,42 @@
         <w:pStyle w:val="a0"/>
         <w:spacing w:after="240"/>
         <w:ind w:firstLine="708"/>
+      </w:pPr>
+      <w:r>
+        <w:t xml:space="preserve">Результаты выполнения </w:t>
+      </w:r>
+      <w:r>
+        <w:rPr>
+          <w:lang w:val="en-US"/>
+        </w:rPr>
+        <w:t>unit</w:t>
+      </w:r>
+      <w:r>
+        <w:t>-</w:t>
+      </w:r>
+      <w:r>
+        <w:t>тестов приведены</w:t>
+      </w:r>
+      <w:r>
+        <w:t xml:space="preserve"> на рисунк</w:t>
+      </w:r>
+      <w:r>
+        <w:t>е</w:t>
+      </w:r>
+      <w:r>
+        <w:t xml:space="preserve"> 2</w:t>
+      </w:r>
+      <w:r>
+        <w:t>.</w:t>
+      </w:r>
+    </w:p>
+    <w:p>
+      <w:pPr>
+        <w:pStyle w:val="a0"/>
+        <w:spacing w:after="240"/>
+        <w:ind w:firstLine="0"/>
         <w:jc w:val="center"/>
       </w:pPr>
-      <w:r>
-        <w:t xml:space="preserve">Результаты выполнения </w:t>
-      </w:r>
-      <w:r>
-        <w:rPr>
-          <w:lang w:val="en-US"/>
-        </w:rPr>
-        <w:t>unit</w:t>
-      </w:r>
-      <w:r>
-        <w:t>-</w:t>
-      </w:r>
-      <w:r>
-        <w:t>тестов приведены</w:t>
-      </w:r>
-      <w:r>
-        <w:t xml:space="preserve"> на рисунк</w:t>
-      </w:r>
-      <w:r>
-        <w:t>е</w:t>
-      </w:r>
-      <w:r>
-        <w:t xml:space="preserve"> 2</w:t>
-      </w:r>
-      <w:r>
-        <w:t>.</w:t>
-      </w:r>
       <w:r>
         <w:rPr>
           <w:noProof/>
@@ -2463,7 +2470,7 @@
         </w:rPr>
         <w:drawing>
           <wp:inline distT="0" distB="0" distL="0" distR="0">
-            <wp:extent cx="4632458" cy="7950868"/>
+            <wp:extent cx="4534026" cy="7781925"/>
             <wp:effectExtent l="19050" t="0" r="0" b="0"/>
             <wp:docPr id="6" name="Рисунок 5" descr="Снимок.PNG"/>
             <wp:cNvGraphicFramePr>
@@ -2485,7 +2492,7 @@
                   <pic:spPr>
                     <a:xfrm>
                       <a:off x="0" y="0"/>
-                      <a:ext cx="4634048" cy="7953597"/>
+                      <a:ext cx="4538823" cy="7790159"/>
                     </a:xfrm>
                     <a:prstGeom prst="rect">
                       <a:avLst/>
@@ -2632,9 +2639,6 @@
       <w:pPr>
         <w:pStyle w:val="a0"/>
         <w:ind w:firstLine="0"/>
-        <w:rPr>
-          <w:lang w:val="en-US"/>
-        </w:rPr>
       </w:pPr>
       <w:r>
         <w:tab/>
@@ -2645,9 +2649,6 @@
       <w:pPr>
         <w:pStyle w:val="a0"/>
         <w:ind w:firstLine="0"/>
-        <w:rPr>
-          <w:lang w:val="en-US"/>
-        </w:rPr>
       </w:pPr>
     </w:p>
     <w:p>
@@ -2901,6 +2902,7 @@
         <w:pStyle w:val="af4"/>
         <w:shd w:val="clear" w:color="auto" w:fill="FFFFFF"/>
         <w:suppressAutoHyphens w:val="0"/>
+        <w:ind w:hanging="720"/>
         <w:jc w:val="center"/>
       </w:pPr>
       <w:r>
@@ -2989,9 +2991,14 @@
         <w:pStyle w:val="af4"/>
         <w:shd w:val="clear" w:color="auto" w:fill="FFFFFF"/>
         <w:suppressAutoHyphens w:val="0"/>
+        <w:ind w:hanging="720"/>
         <w:jc w:val="center"/>
       </w:pPr>
       <w:r>
+        <w:rPr>
+          <w:noProof/>
+          <w:lang w:eastAsia="ru-RU" w:bidi="ar-SA"/>
+        </w:rPr>
         <w:drawing>
           <wp:inline distT="0" distB="0" distL="0" distR="0">
             <wp:extent cx="5746847" cy="3619500"/>
@@ -3090,6 +3097,7 @@
         <w:pStyle w:val="af4"/>
         <w:shd w:val="clear" w:color="auto" w:fill="FFFFFF"/>
         <w:suppressAutoHyphens w:val="0"/>
+        <w:ind w:hanging="720"/>
         <w:jc w:val="center"/>
       </w:pPr>
       <w:r>
@@ -3189,6 +3197,7 @@
         <w:pStyle w:val="af4"/>
         <w:shd w:val="clear" w:color="auto" w:fill="FFFFFF"/>
         <w:suppressAutoHyphens w:val="0"/>
+        <w:ind w:hanging="720"/>
         <w:jc w:val="center"/>
       </w:pPr>
       <w:r>
@@ -3505,7 +3514,7 @@
           <w:rPr>
             <w:noProof/>
           </w:rPr>
-          <w:t>9</w:t>
+          <w:t>2</w:t>
         </w:r>
         <w:r>
           <w:fldChar w:fldCharType="end"/>
@@ -5906,7 +5915,7 @@
 </file>
 
 <file path=customXml/itemProps1.xml><?xml version="1.0" encoding="utf-8"?>
-<ds:datastoreItem xmlns:ds="http://schemas.openxmlformats.org/officeDocument/2006/customXml" ds:itemID="{62820493-3F41-48F5-AFC8-32F4E0F8078F}">
+<ds:datastoreItem xmlns:ds="http://schemas.openxmlformats.org/officeDocument/2006/customXml" ds:itemID="{0FFA84F1-394D-4647-9C84-5E67C843BC39}">
   <ds:schemaRefs>
     <ds:schemaRef ds:uri="http://schemas.openxmlformats.org/officeDocument/2006/bibliography"/>
   </ds:schemaRefs>
